--- a/Entregas/Sprint 1/Planejamento e Arquitetura/H1 - Definir arquitetura do sistema, stack tecnológica e repositório/PSP2 - S1T03 - Criar Diagrama de Arquitetura.docx
+++ b/Entregas/Sprint 1/Planejamento e Arquitetura/H1 - Definir arquitetura do sistema, stack tecnológica e repositório/PSP2 - S1T03 - Criar Diagrama de Arquitetura.docx
@@ -46,6 +46,62 @@
       </w:pPr>
       <w:r>
         <w:t xml:space="preserve"/>
+      </w:r>
+    </w:p>
+    <w:p>
+      <w:pPr>
+        <w:pStyle w:val="Heading2"/>
+        <w:spacing w:after="180" w:before="120"/>
+      </w:pPr>
+      <w:r>
+        <w:rPr>
+          <w:rFonts w:ascii="Arial" w:cs="Arial" w:eastAsia="Arial" w:hAnsi="Arial"/>
+          <w:b/>
+          <w:bCs/>
+          <w:color w:val="1F3864"/>
+          <w:sz w:val="28"/>
+          <w:szCs w:val="28"/>
+        </w:rPr>
+        <w:t xml:space="preserve">📖 Em palavras simples</w:t>
+      </w:r>
+    </w:p>
+    <w:p>
+      <w:pPr>
+        <w:spacing w:after="180"/>
+      </w:pPr>
+      <w:r>
+        <w:rPr>
+          <w:rFonts w:ascii="Arial" w:cs="Arial" w:eastAsia="Arial" w:hAnsi="Arial"/>
+          <w:sz w:val="22"/>
+          <w:szCs w:val="22"/>
+        </w:rPr>
+        <w:t xml:space="preserve">Esse documento é o “mapa” do sistema desenhado em forma de diagrama: cada caixa é um componente (frontend, banco de dados, IA, Drive…) e cada seta mostra quem fala com quem. É a forma mais rápida de explicar pra alguém de fora como o produto funciona por dentro, sem precisar ler código.</w:t>
+      </w:r>
+    </w:p>
+    <w:p>
+      <w:pPr>
+        <w:spacing w:after="180"/>
+      </w:pPr>
+      <w:r>
+        <w:rPr>
+          <w:rFonts w:ascii="Arial" w:cs="Arial" w:eastAsia="Arial" w:hAnsi="Arial"/>
+          <w:sz w:val="22"/>
+          <w:szCs w:val="22"/>
+        </w:rPr>
+        <w:t xml:space="preserve">A versão final está em formato Mermaid (um jeito de escrever diagrama em texto, que o GitHub renderiza sozinho) e mostra desde o momento em que o aluno arrasta um arquivo até o instante em que ele aparece organizado no Drive. Inclui o caminho de erro, os pontos onde o sistema espera por outros serviços, e os limites de cada parte.</w:t>
+      </w:r>
+    </w:p>
+    <w:p>
+      <w:pPr>
+        <w:spacing w:after="180"/>
+      </w:pPr>
+      <w:r>
+        <w:rPr>
+          <w:rFonts w:ascii="Arial" w:cs="Arial" w:eastAsia="Arial" w:hAnsi="Arial"/>
+          <w:sz w:val="22"/>
+          <w:szCs w:val="22"/>
+        </w:rPr>
+        <w:t xml:space="preserve">Por que isso importa? Quando alguém novo entra no projeto (ou quando o avaliador pede pra explicar como tudo funciona), o diagrama corta caminho. Em vez de ler 20 arquivos de código, em 30 segundos a pessoa entende a “forma” do sistema e consegue ir direto na parte que importa pra ela.</w:t>
       </w:r>
     </w:p>
     <w:p>
